--- a/backend/src/templates/public-assets/sales-plan.docx
+++ b/backend/src/templates/public-assets/sales-plan.docx
@@ -9,7 +9,7 @@
       <w:r>
         <w:rPr>
           <w:b/>
-          <w:sz w:val="48"/>
+          <w:sz w:val="44"/>
         </w:rPr>
         <w:t>Sales Plan</w:t>
       </w:r>
@@ -19,117 +19,16 @@
         <w:jc w:val="center"/>
       </w:pPr>
       <w:r>
-        <w:rPr>
-          <w:i/>
-          <w:sz w:val="22"/>
-        </w:rPr>
         <w:t>Sales planning template for targets, territories, pipeline strategy, activities, and KPIs.</w:t>
       </w:r>
     </w:p>
-    <w:p/>
-    <w:tbl>
-      <w:tblPr>
-        <w:tblW w:type="auto" w:w="0"/>
-        <w:jc w:val="center"/>
-        <w:tblLook w:firstColumn="1" w:firstRow="1" w:lastColumn="0" w:lastRow="0" w:noHBand="0" w:noVBand="1" w:val="04A0"/>
-      </w:tblPr>
-      <w:tblGrid>
-        <w:gridCol w:w="2556"/>
-        <w:gridCol w:w="2556"/>
-        <w:gridCol w:w="2556"/>
-        <w:gridCol w:w="2556"/>
-      </w:tblGrid>
-      <w:tr>
-        <w:tc>
-          <w:tcPr>
-            <w:tcW w:type="dxa" w:w="2556"/>
-            <w:vAlign w:val="center"/>
-            <w:shd w:fill="EAF2F8"/>
-          </w:tcPr>
-          <w:p>
-            <w:r/>
-            <w:r>
-              <w:rPr>
-                <w:b/>
-                <w:sz w:val="16"/>
-              </w:rPr>
-              <w:t>Owner</w:t>
-              <w:br/>
-              <w:t>________________</w:t>
-            </w:r>
-          </w:p>
-        </w:tc>
-        <w:tc>
-          <w:tcPr>
-            <w:tcW w:type="dxa" w:w="2556"/>
-            <w:vAlign w:val="center"/>
-            <w:shd w:fill="EAF2F8"/>
-          </w:tcPr>
-          <w:p>
-            <w:r/>
-            <w:r>
-              <w:rPr>
-                <w:b/>
-                <w:sz w:val="16"/>
-              </w:rPr>
-              <w:t>Version</w:t>
-              <w:br/>
-              <w:t>________________</w:t>
-            </w:r>
-          </w:p>
-        </w:tc>
-        <w:tc>
-          <w:tcPr>
-            <w:tcW w:type="dxa" w:w="2556"/>
-            <w:vAlign w:val="center"/>
-            <w:shd w:fill="EAF2F8"/>
-          </w:tcPr>
-          <w:p>
-            <w:r/>
-            <w:r>
-              <w:rPr>
-                <w:b/>
-                <w:sz w:val="16"/>
-              </w:rPr>
-              <w:t>Effective date</w:t>
-              <w:br/>
-              <w:t>________________</w:t>
-            </w:r>
-          </w:p>
-        </w:tc>
-        <w:tc>
-          <w:tcPr>
-            <w:tcW w:type="dxa" w:w="2556"/>
-            <w:vAlign w:val="center"/>
-            <w:shd w:fill="EAF2F8"/>
-          </w:tcPr>
-          <w:p>
-            <w:r/>
-            <w:r>
-              <w:rPr>
-                <w:b/>
-                <w:sz w:val="16"/>
-              </w:rPr>
-              <w:t>Status</w:t>
-              <w:br/>
-              <w:t>________________</w:t>
-            </w:r>
-          </w:p>
-        </w:tc>
-      </w:tr>
-    </w:tbl>
     <w:p/>
     <w:p>
       <w:pPr>
         <w:pStyle w:val="Heading1"/>
       </w:pPr>
       <w:r>
-        <w:t>Customer Need</w:t>
-      </w:r>
-    </w:p>
-    <w:p>
-      <w:r>
-        <w:t>Use this section to adapt the sales plan to your organization. Replace the guidance text with approved content.</w:t>
+        <w:t>Overview</w:t>
       </w:r>
     </w:p>
     <w:p>
@@ -137,7 +36,7 @@
         <w:pStyle w:val="ListBullet"/>
       </w:pPr>
       <w:r>
-        <w:t>Customer context</w:t>
+        <w:t>Purpose</w:t>
       </w:r>
     </w:p>
     <w:p>
@@ -145,7 +44,7 @@
         <w:pStyle w:val="ListBullet"/>
       </w:pPr>
       <w:r>
-        <w:t>Pain points</w:t>
+        <w:t>Scope</w:t>
       </w:r>
     </w:p>
     <w:p>
@@ -153,7 +52,7 @@
         <w:pStyle w:val="ListBullet"/>
       </w:pPr>
       <w:r>
-        <w:t>Solution</w:t>
+        <w:t>Owner</w:t>
       </w:r>
     </w:p>
     <w:p>
@@ -161,7 +60,7 @@
         <w:pStyle w:val="ListBullet"/>
       </w:pPr>
       <w:r>
-        <w:t>Value</w:t>
+        <w:t>Version</w:t>
       </w:r>
     </w:p>
     <w:p>
@@ -169,7 +68,7 @@
         <w:pStyle w:val="Heading1"/>
       </w:pPr>
       <w:r>
-        <w:t>Checklist</w:t>
+        <w:t>Key Information</w:t>
       </w:r>
     </w:p>
     <w:p>
@@ -177,7 +76,7 @@
         <w:pStyle w:val="ListBullet"/>
       </w:pPr>
       <w:r>
-        <w:t>Confirm requirements and stakeholders.</w:t>
+        <w:t>Objective</w:t>
       </w:r>
     </w:p>
     <w:p>
@@ -185,7 +84,7 @@
         <w:pStyle w:val="ListBullet"/>
       </w:pPr>
       <w:r>
-        <w:t>Complete the required preparation.</w:t>
+        <w:t>Audience / stakeholders</w:t>
       </w:r>
     </w:p>
     <w:p>
@@ -193,7 +92,7 @@
         <w:pStyle w:val="ListBullet"/>
       </w:pPr>
       <w:r>
-        <w:t>Review the output with the owner.</w:t>
+        <w:t>Timeline</w:t>
       </w:r>
     </w:p>
     <w:p>
@@ -201,7 +100,7 @@
         <w:pStyle w:val="ListBullet"/>
       </w:pPr>
       <w:r>
-        <w:t>Record decisions and next actions.</w:t>
+        <w:t>Success criteria</w:t>
       </w:r>
     </w:p>
     <w:p>
@@ -209,12 +108,7 @@
         <w:pStyle w:val="Heading1"/>
       </w:pPr>
       <w:r>
-        <w:t>Pipeline Plan</w:t>
-      </w:r>
-    </w:p>
-    <w:p>
-      <w:r>
-        <w:t>Complete this section with the specific information for the sales plan.</w:t>
+        <w:t>Details</w:t>
       </w:r>
     </w:p>
     <w:p>
@@ -222,7 +116,7 @@
         <w:pStyle w:val="ListBullet"/>
       </w:pPr>
       <w:r>
-        <w:t>Target</w:t>
+        <w:t>Add the main content, requirements, decisions, or deliverables here.</w:t>
       </w:r>
     </w:p>
     <w:p>
@@ -230,7 +124,7 @@
         <w:pStyle w:val="ListBullet"/>
       </w:pPr>
       <w:r>
-        <w:t>Pipeline</w:t>
+        <w:t>Use clear headings and concise sections.</w:t>
       </w:r>
     </w:p>
     <w:p>
@@ -238,7 +132,15 @@
         <w:pStyle w:val="ListBullet"/>
       </w:pPr>
       <w:r>
-        <w:t>Activities</w:t>
+        <w:t>Record assumptions, dependencies, and supporting information.</w:t>
+      </w:r>
+    </w:p>
+    <w:p>
+      <w:pPr>
+        <w:pStyle w:val="Heading1"/>
+      </w:pPr>
+      <w:r>
+        <w:t>Action Items</w:t>
       </w:r>
     </w:p>
     <w:p>
@@ -246,7 +148,23 @@
         <w:pStyle w:val="ListBullet"/>
       </w:pPr>
       <w:r>
-        <w:t>Forecast</w:t>
+        <w:t>Action / owner / due date</w:t>
+      </w:r>
+    </w:p>
+    <w:p>
+      <w:pPr>
+        <w:pStyle w:val="ListBullet"/>
+      </w:pPr>
+      <w:r>
+        <w:t>Follow-up / status</w:t>
+      </w:r>
+    </w:p>
+    <w:p>
+      <w:pPr>
+        <w:pStyle w:val="ListBullet"/>
+      </w:pPr>
+      <w:r>
+        <w:t>Open questions</w:t>
       </w:r>
     </w:p>
     <w:p>
@@ -254,50 +172,41 @@
         <w:pStyle w:val="Heading1"/>
       </w:pPr>
       <w:r>
-        <w:t>Notes &amp; Follow-up</w:t>
+        <w:t>Approval</w:t>
       </w:r>
     </w:p>
     <w:p>
+      <w:pPr>
+        <w:pStyle w:val="ListBullet"/>
+      </w:pPr>
       <w:r>
-        <w:t>________________________________________________________________________________</w:t>
+        <w:t>Reviewer</w:t>
       </w:r>
     </w:p>
     <w:p>
+      <w:pPr>
+        <w:pStyle w:val="ListBullet"/>
+      </w:pPr>
       <w:r>
-        <w:t>________________________________________________________________________________</w:t>
+        <w:t>Approval date</w:t>
       </w:r>
     </w:p>
     <w:p>
+      <w:pPr>
+        <w:pStyle w:val="ListBullet"/>
+      </w:pPr>
       <w:r>
-        <w:t>________________________________________________________________________________</w:t>
+        <w:t>Notes</w:t>
       </w:r>
     </w:p>
     <w:sectPr>
-      <w:footerReference w:type="default" r:id="rId9"/>
       <w:pgSz w:w="12240" w:h="15840"/>
-      <w:pgMar w:top="936" w:right="1008" w:bottom="936" w:left="1008" w:header="720" w:footer="720" w:gutter="0"/>
+      <w:pgMar w:top="1440" w:right="1800" w:bottom="1440" w:left="1800" w:header="720" w:footer="720" w:gutter="0"/>
       <w:cols w:space="720"/>
       <w:docGrid w:linePitch="360"/>
     </w:sectPr>
   </w:body>
 </w:document>
-</file>
-
-<file path=word/footer1.xml><?xml version="1.0" encoding="utf-8"?>
-<w:ftr xmlns:m="http://schemas.openxmlformats.org/officeDocument/2006/math" xmlns:mc="http://schemas.openxmlformats.org/markup-compatibility/2006" xmlns:mo="http://schemas.microsoft.com/office/mac/office/2008/main" xmlns:mv="urn:schemas-microsoft-com:mac:vml" xmlns:o="urn:schemas-microsoft-com:office:office" xmlns:r="http://schemas.openxmlformats.org/officeDocument/2006/relationships" xmlns:v="urn:schemas-microsoft-com:vml" xmlns:w10="urn:schemas-microsoft-com:office:word" xmlns:w14="http://schemas.microsoft.com/office/word/2010/wordml" xmlns:w="http://schemas.openxmlformats.org/wordprocessingml/2006/main" xmlns:wne="http://schemas.microsoft.com/office/word/2006/wordml" xmlns:wp14="http://schemas.microsoft.com/office/word/2010/wordprocessingDrawing" xmlns:wp="http://schemas.openxmlformats.org/drawingml/2006/wordprocessingDrawing" xmlns:wpc="http://schemas.microsoft.com/office/word/2010/wordprocessingCanvas" xmlns:wpg="http://schemas.microsoft.com/office/word/2010/wordprocessingGroup" xmlns:wpi="http://schemas.microsoft.com/office/word/2010/wordprocessingInk" xmlns:wps="http://schemas.microsoft.com/office/word/2010/wordprocessingShape" mc:Ignorable="w14 wp14">
-  <w:p>
-    <w:pPr>
-      <w:pStyle w:val="Footer"/>
-      <w:jc w:val="center"/>
-    </w:pPr>
-    <w:r>
-      <w:rPr>
-        <w:sz w:val="16"/>
-      </w:rPr>
-      <w:t>IMKAN WorkDrive • Template</w:t>
-    </w:r>
-  </w:p>
-</w:ftr>
 </file>
 
 <file path=word/numbering.xml><?xml version="1.0" encoding="utf-8"?>
@@ -663,10 +572,6 @@
     <w:name w:val="Normal"/>
     <w:qFormat/>
     <w:rsid w:val="00FC693F"/>
-    <w:rPr>
-      <w:rFonts w:ascii="Aptos" w:hAnsi="Aptos"/>
-      <w:sz w:val="20"/>
-    </w:rPr>
   </w:style>
   <w:style w:type="paragraph" w:styleId="Header">
     <w:name w:val="header"/>
@@ -1016,7 +921,7 @@
       <w:contextualSpacing/>
     </w:pPr>
     <w:rPr>
-      <w:rFonts w:asciiTheme="majorHAnsi" w:eastAsiaTheme="majorEastAsia" w:hAnsiTheme="majorHAnsi" w:cstheme="majorBidi" w:ascii="Aptos Display" w:hAnsi="Aptos Display"/>
+      <w:rFonts w:asciiTheme="majorHAnsi" w:eastAsiaTheme="majorEastAsia" w:hAnsiTheme="majorHAnsi" w:cstheme="majorBidi"/>
       <w:color w:val="17365D" w:themeColor="text2" w:themeShade="BF"/>
       <w:spacing w:val="5"/>
       <w:kern w:val="28"/>
